--- a/fanfic/ffn_upload/ch06.docx
+++ b/fanfic/ffn_upload/ch06.docx
@@ -153,7 +153,7 @@
         <w:t xml:space="preserve">“</w:t>
       </w:r>
       <w:r>
-        <w:t xml:space="preserve">She’s seventeen. She held the line on Christophsis when she was fourteen and didn’t know which end of a scope to look through. She pulled Jesse out of a hole on Umbara with her own two hands—</w:t>
+        <w:t xml:space="preserve">She’s seventeen. She held the line on Christophsis when she was fourteen and didn’t know which end of a scope to look through. She pulled Jesse out of a hole with her own two hands—</w:t>
       </w:r>
       <w:r>
         <w:t xml:space="preserve">”</w:t>
@@ -404,7 +404,7 @@
         <w:t xml:space="preserve"> </w:t>
       </w:r>
       <w:r>
-        <w:t xml:space="preserve">Kix said. It was the first thing he’d said in three hours.</w:t>
+        <w:t xml:space="preserve">Kix said. It was the first thing he’d said since the Senate district.</w:t>
       </w:r>
     </w:p>
     <w:p>
@@ -538,7 +538,7 @@
         <w:pStyle w:val="BodyText"/>
       </w:pPr>
       <w:r>
-        <w:t xml:space="preserve">He had removed names before. That was part of the job, and the job had never once been kind about it. Hardcase. Waxer. Boil. Echo. Each time the roster software asked if he was sure, and each time he was sure, because the dead were dead and the living needed accurate numbers. You did it quickly. You did it yourself, so that no one under you had to. You did it and then you went and ran drills until your legs gave out.</w:t>
+        <w:t xml:space="preserve">He had removed names before. That was part of the job, and the job had never once been kind about it. Hardcase. Echo. Too many from Umbara, whose numbers he could still recite in order. Each time the roster software asked if he was sure, and each time he was sure, because the dead were dead and the living needed accurate numbers. You did it quickly. You did it yourself, so that no one under you had to. You did it and then you went and ran drills until your legs gave out.</w:t>
       </w:r>
     </w:p>
     <w:p>
@@ -921,7 +921,7 @@
         <w:pStyle w:val="BodyText"/>
       </w:pPr>
       <w:r>
-        <w:t xml:space="preserve">Skywalker pulled a datapad from his belt and keyed something into it, thumb moving fast. He signed it with his mechanical hand. Rex watched the bare metal fingers press the stylus and thought about the nosebleed the General had come back with from the Dovrin platform, the way those same fingers had locked up and Kix had needed a servo driver to open them.</w:t>
+        <w:t xml:space="preserve">Skywalker pulled a datapad from his belt and keyed something into it, thumb moving fast. He signed it with his mechanical hand. Rex watched the bare metal fingers press the stylus and thought about the nosebleed the General had come back with from the Dovrin platform, the way those same fingers had locked open, splayed, and Kix had needed a servo driver to make them close again.</w:t>
       </w:r>
     </w:p>
     <w:p>
@@ -1008,7 +1008,7 @@
         <w:t xml:space="preserve">“</w:t>
       </w:r>
       <w:r>
-        <w:t xml:space="preserve">I saw her last night. After.</w:t>
+        <w:t xml:space="preserve">I saw her tonight. After.</w:t>
       </w:r>
       <w:r>
         <w:t xml:space="preserve">”</w:t>
@@ -2299,7 +2299,7 @@
         <w:pStyle w:val="FirstParagraph"/>
       </w:pPr>
       <w:r>
-        <w:t xml:space="preserve">Platform Six was on the windward side of the Military Operations Center, high enough that the morning air came in cold and smelling of the upper traffic lanes. Rex stood at the edge of the restricted line with his helmet on. He was not supposed to be there. Nobody told him to leave.</w:t>
+        <w:t xml:space="preserve">Platform Six was on the windward side of the Military Operations Center, high enough that the morning air came in cold and smelling of the upper traffic lanes. Rex stood just short of the restricted line with his helmet on. He was not supposed to be there. Nobody told him to leave.</w:t>
       </w:r>
     </w:p>
     <w:p>
@@ -2315,7 +2315,7 @@
         <w:pStyle w:val="BodyText"/>
       </w:pPr>
       <w:r>
-        <w:t xml:space="preserve">They brought her out at first light. She’d been given grey thermals and a heavy grey coat with a blank stencil plate across the back, where a Judiciary number would go. She walked between two guards without being pushed. At the foot of the ramp she stopped and looked up, once, at the sky over the city, as though she were memorizing the color of it.</w:t>
+        <w:t xml:space="preserve">They brought her out at first light. She’d been given grey thermals and a heavy grey coat with a Judiciary number stenciled across the breast. She walked between two guards without being pushed. At the foot of the ramp she stopped and looked up, once, at the sky over the city, as though she were memorizing the color of it.</w:t>
       </w:r>
     </w:p>
     <w:p>
